--- a/en/scientists/CV/Word/Rustamov_Kamran_CV_EN.docx
+++ b/en/scientists/CV/Word/Rustamov_Kamran_CV_EN.docx
@@ -377,7 +377,7 @@
           <w:sz w:val="21"/>
           <w:szCs w:val="21"/>
         </w:rPr>
-        <w:t>Kamran Rustamov is scientific director of the Center for Modeling Political Communications in Moscow. The CV describes him as a doctor of technical sciences, professor, and Honored Science Worker of the Republic of Azerbaijan. It states scientific training in the United Kingdom in 1977–1978 and that he rose from assistant to head of department and defended candidate and doctoral dissertations. From 1991 to 1992 he was a state counselor to the President of Azerbaijan. The CV states more than 300 scientific works, monographs, textbooks, and articles.</w:t>
+        <w:t>Kamran Rustamov is scientific director of the Center for Modeling Political Communications in Moscow. Doctor of technical sciences, professor, and Honored Science Worker of the Republic of Azerbaijan. Completed scientific training in the United Kingdom in 1977–1978; rose from assistant to head of department and defended candidate and doctoral dissertations. From 1991 to 1992 he was a state counselor to the President of Azerbaijan. Published more than 300 scientific works, monographs, textbooks, and articles.</w:t>
       </w:r>
     </w:p>
     <w:p>
@@ -1484,7 +1484,7 @@
                 <w:sz w:val="21"/>
                 <w:szCs w:val="21"/>
               </w:rPr>
-              <w:t>CV</w:t>
+              <w:t>Self-reported</w:t>
             </w:r>
           </w:p>
         </w:tc>
